--- a/원고/1부/러시아어_컨설턴트_15아크.docx
+++ b/원고/1부/러시아어_컨설턴트_15아크.docx
@@ -2618,6 +2618,42 @@
           <w:bCs/>
           <w:b/>
         </w:rPr>
+        <w:t xml:space="preserve">Ефим:</w:t>
+      </w:r>
+      <w:r>
+        <w:t xml:space="preserve"> </w:t>
+      </w:r>
+      <w:r>
+        <w:t xml:space="preserve">(Вполголоса, глядя на толпу у техники) Крылов про таких писал: «Как ни полезна вещь, — цены не зная ей, / Невежда про неё свой толк всё к худу клонит…» Им связь ведём, а они — под гусеницы.</w:t>
+      </w:r>
+    </w:p>
+    <w:p>
+      <w:pPr>
+        <w:pStyle w:val="BodyText"/>
+      </w:pPr>
+      <w:r>
+        <w:rPr>
+          <w:bCs/>
+          <w:b/>
+        </w:rPr>
+        <w:t xml:space="preserve">Кирилл:</w:t>
+      </w:r>
+      <w:r>
+        <w:t xml:space="preserve"> </w:t>
+      </w:r>
+      <w:r>
+        <w:t xml:space="preserve">(Тихо, но твёрдо) Ефим Захарович, они не невежды. Им год никто ничего не объяснял — три письма, и ни одного живого ответа. Если кто и не знал цены, так это мы — цены разговора. Объясните им сами — вы это сделаете лучше любого из нас.</w:t>
+      </w:r>
+    </w:p>
+    <w:p>
+      <w:pPr>
+        <w:pStyle w:val="BodyText"/>
+      </w:pPr>
+      <w:r>
+        <w:rPr>
+          <w:bCs/>
+          <w:b/>
+        </w:rPr>
         <w:t xml:space="preserve">Раиса:</w:t>
       </w:r>
       <w:r>
@@ -2823,6 +2859,24 @@
       </w:r>
       <w:r>
         <w:t xml:space="preserve">объявления, до слухов, не после.</w:t>
+      </w:r>
+    </w:p>
+    <w:p>
+      <w:pPr>
+        <w:pStyle w:val="BodyText"/>
+      </w:pPr>
+      <w:r>
+        <w:rPr>
+          <w:bCs/>
+          <w:b/>
+        </w:rPr>
+        <w:t xml:space="preserve">Раиса:</w:t>
+      </w:r>
+      <w:r>
+        <w:t xml:space="preserve"> </w:t>
+      </w:r>
+      <w:r>
+        <w:t xml:space="preserve">(Устало улыбаясь) Ну вот и славно. Худой мир лучше доброй ссоры — особенно когда за забором детский сад.</w:t>
       </w:r>
     </w:p>
     <w:p>

--- a/원고/1부/러시아어_컨설턴트_15아크.docx
+++ b/원고/1부/러시아어_컨설턴트_15아크.docx
@@ -4661,6 +4661,222 @@
       </w:r>
       <w:r>
         <w:t xml:space="preserve">Обязательно. Удачи вам, в мире рекламы.</w:t>
+      </w:r>
+    </w:p>
+    <w:p>
+      <w:r>
+        <w:br w:type="page"/>
+      </w:r>
+    </w:p>
+    <w:p>
+      <w:pPr>
+        <w:pStyle w:val="BodyText"/>
+      </w:pPr>
+      <w:r>
+        <w:rPr>
+          <w:b/>
+          <w:bCs/>
+          <w:sz w:val="32"/>
+          <w:szCs w:val="32"/>
+        </w:rPr>
+        <w:t xml:space="preserve">📚 인용 해설 노트 — 15아크</w:t>
+      </w:r>
+    </w:p>
+    <w:p>
+      <w:pPr>
+        <w:pStyle w:val="BodyText"/>
+      </w:pPr>
+      <w:r>
+        <w:rPr/>
+        <w:t xml:space="preserve">이 화에 나온 러시아 고전 인용과 속담의 뜻, 원작 맥락, 쓰인 장면, 실제 대화에서 쓰는 요령을 정리했습니다.</w:t>
+      </w:r>
+    </w:p>
+    <w:p>
+      <w:pPr>
+        <w:pStyle w:val="BodyText"/>
+      </w:pPr>
+      <w:r>
+        <w:rPr>
+          <w:b/>
+          <w:bCs/>
+          <w:sz w:val="24"/>
+          <w:szCs w:val="24"/>
+        </w:rPr>
+        <w:t xml:space="preserve">인용 1 · «Как ни полезна вещь, — цены не зная ей, / Невежда про неё свой толк всё к худу клонит…»</w:t>
+      </w:r>
+    </w:p>
+    <w:p>
+      <w:pPr>
+        <w:pStyle w:val="BodyText"/>
+      </w:pPr>
+      <w:r>
+        <w:rPr>
+          <w:b/>
+          <w:bCs/>
+        </w:rPr>
+        <w:t xml:space="preserve">출전: </w:t>
+      </w:r>
+      <w:r>
+        <w:rPr/>
+        <w:t xml:space="preserve">이반 크릴로프, 우화 「원숭이와 안경」(Мартышка и Очки)</w:t>
+      </w:r>
+    </w:p>
+    <w:p>
+      <w:pPr>
+        <w:pStyle w:val="BodyText"/>
+      </w:pPr>
+      <w:r>
+        <w:rPr>
+          <w:b/>
+          <w:bCs/>
+        </w:rPr>
+        <w:t xml:space="preserve">뜻: </w:t>
+      </w:r>
+      <w:r>
+        <w:rPr/>
+        <w:t xml:space="preserve">아무리 유용한 물건이라도 그 가치를 모르는 무지한 자는 나쁜 쪽으로만 해석한다.</w:t>
+      </w:r>
+    </w:p>
+    <w:p>
+      <w:pPr>
+        <w:pStyle w:val="BodyText"/>
+      </w:pPr>
+      <w:r>
+        <w:rPr>
+          <w:b/>
+          <w:bCs/>
+        </w:rPr>
+        <w:t xml:space="preserve">원작·유래: </w:t>
+      </w:r>
+      <w:r>
+        <w:rPr/>
+        <w:t xml:space="preserve">안경 쓰는 법을 모르는 원숭이가 안경을 이리저리 써 보다가 '쓸모없다'며 깨뜨려 버리는 우화의 교훈입니다.</w:t>
+      </w:r>
+    </w:p>
+    <w:p>
+      <w:pPr>
+        <w:pStyle w:val="BodyText"/>
+      </w:pPr>
+      <w:r>
+        <w:rPr>
+          <w:b/>
+          <w:bCs/>
+        </w:rPr>
+        <w:t xml:space="preserve">이 화에서: </w:t>
+      </w:r>
+      <w:r>
+        <w:rPr/>
+        <w:t xml:space="preserve">기지국 건설을 몸으로 막는 주민들을 보며 엔지니어 예핌이 중얼거리자, 키릴이 '주민들은 무지한 게 아니라 1년 동안 아무 설명도 못 들은 것'이라고 단호하게 바로잡습니다.</w:t>
+      </w:r>
+    </w:p>
+    <w:p>
+      <w:pPr>
+        <w:pStyle w:val="BodyText"/>
+      </w:pPr>
+      <w:r>
+        <w:rPr>
+          <w:b/>
+          <w:bCs/>
+        </w:rPr>
+        <w:t xml:space="preserve">대화 활용 팁: </w:t>
+      </w:r>
+      <w:r>
+        <w:rPr/>
+        <w:t xml:space="preserve">⚠ 상대를 '무지한 자'로 규정하는 말이라 실제 대화에서는 매우 조심해야 합니다. 고객이나 주민, 상대방에게 쓰면 모욕이 됩니다. 이 장면처럼 '그렇게 말하면 안 된다'는 반면교사로 기억해 두세요.</w:t>
+      </w:r>
+    </w:p>
+    <w:p>
+      <w:pPr>
+        <w:pStyle w:val="BodyText"/>
+      </w:pPr>
+      <w:r>
+        <w:rPr>
+          <w:b/>
+          <w:bCs/>
+          <w:sz w:val="24"/>
+          <w:szCs w:val="24"/>
+        </w:rPr>
+        <w:t xml:space="preserve">인용 2 · «Худой мир лучше доброй ссоры»</w:t>
+      </w:r>
+    </w:p>
+    <w:p>
+      <w:pPr>
+        <w:pStyle w:val="BodyText"/>
+      </w:pPr>
+      <w:r>
+        <w:rPr>
+          <w:b/>
+          <w:bCs/>
+        </w:rPr>
+        <w:t xml:space="preserve">출전: </w:t>
+      </w:r>
+      <w:r>
+        <w:rPr/>
+        <w:t xml:space="preserve">러시아 속담</w:t>
+      </w:r>
+    </w:p>
+    <w:p>
+      <w:pPr>
+        <w:pStyle w:val="BodyText"/>
+      </w:pPr>
+      <w:r>
+        <w:rPr>
+          <w:b/>
+          <w:bCs/>
+        </w:rPr>
+        <w:t xml:space="preserve">뜻: </w:t>
+      </w:r>
+      <w:r>
+        <w:rPr/>
+        <w:t xml:space="preserve">나쁜 평화가 좋은 싸움보다 낫다.</w:t>
+      </w:r>
+    </w:p>
+    <w:p>
+      <w:pPr>
+        <w:pStyle w:val="BodyText"/>
+      </w:pPr>
+      <w:r>
+        <w:rPr>
+          <w:b/>
+          <w:bCs/>
+        </w:rPr>
+        <w:t xml:space="preserve">원작·유래: </w:t>
+      </w:r>
+      <w:r>
+        <w:rPr/>
+        <w:t xml:space="preserve">이겨도 상처가 남는 싸움보다는 불완전해도 평화가 낫다는 뜻입니다. 타협을 권할 때 가장 많이 쓰는 속담입니다.</w:t>
+      </w:r>
+    </w:p>
+    <w:p>
+      <w:pPr>
+        <w:pStyle w:val="BodyText"/>
+      </w:pPr>
+      <w:r>
+        <w:rPr>
+          <w:b/>
+          <w:bCs/>
+        </w:rPr>
+        <w:t xml:space="preserve">이 화에서: </w:t>
+      </w:r>
+      <w:r>
+        <w:rPr/>
+        <w:t xml:space="preserve">주민 집회에서 오해가 풀리고 장비 진입이 허락되자, 주민 대표 라이사가 지친 얼굴로 웃으며 말합니다.</w:t>
+      </w:r>
+    </w:p>
+    <w:p>
+      <w:pPr>
+        <w:pStyle w:val="BodyText"/>
+      </w:pPr>
+      <w:r>
+        <w:rPr>
+          <w:b/>
+          <w:bCs/>
+        </w:rPr>
+        <w:t xml:space="preserve">대화 활용 팁: </w:t>
+      </w:r>
+      <w:r>
+        <w:rPr/>
+        <w:t xml:space="preserve">협상 막바지에 양측이 조금씩 양보해 합의할 때 쓰면 분위기가 부드러워집니다. 분쟁 조정이나 갈등 중재 자리에서 아주 유용합니다.</w:t>
       </w:r>
     </w:p>
     <w:sectPr/>
